--- a/docs/trilog_spec_v12.docx
+++ b/docs/trilog_spec_v12.docx
@@ -15599,6 +15599,101 @@
                 <w:sz w:val="20"/>
                 <w:szCs w:val="20"/>
               </w:rPr>
+              <w:t>RACE_EDITION.race_date_end</w:t>
+            </w:r>
+          </w:p>
+        </w:tc>
+        <w:tc>
+          <w:tcPr>
+            <w:tcW w:w="3182" w:type="dxa"/>
+            <w:tcBorders>
+              <w:top w:val="single" w:sz="1" w:space="0" w:color="DDDDDD"/>
+              <w:left w:val="single" w:sz="1" w:space="0" w:color="DDDDDD"/>
+              <w:bottom w:val="single" w:sz="1" w:space="0" w:color="DDDDDD"/>
+              <w:right w:val="single" w:sz="1" w:space="0" w:color="DDDDDD"/>
+            </w:tcBorders>
+            <w:shd w:val="clear" w:color="auto" w:fill="FFFFFF"/>
+            <w:tcMar>
+              <w:top w:w="80" w:type="dxa"/>
+              <w:left w:w="120" w:type="dxa"/>
+              <w:bottom w:w="80" w:type="dxa"/>
+              <w:right w:w="120" w:type="dxa"/>
+            </w:tcMar>
+          </w:tcPr>
+          <w:p>
+            <w:r>
+              <w:rPr>
+                <w:rFonts w:eastAsia="Arial"/>
+                <w:color w:val="333333"/>
+                <w:sz w:val="20"/>
+                <w:szCs w:val="20"/>
+              </w:rPr>
+              <w:t xml:space="preserve">date nullable</w:t>
+            </w:r>
+          </w:p>
+        </w:tc>
+        <w:tc>
+          <w:tcPr>
+            <w:tcW w:w="3183" w:type="dxa"/>
+            <w:tcBorders>
+              <w:top w:val="single" w:sz="1" w:space="0" w:color="DDDDDD"/>
+              <w:left w:val="single" w:sz="1" w:space="0" w:color="DDDDDD"/>
+              <w:bottom w:val="single" w:sz="1" w:space="0" w:color="DDDDDD"/>
+              <w:right w:val="single" w:sz="1" w:space="0" w:color="DDDDDD"/>
+            </w:tcBorders>
+            <w:shd w:val="clear" w:color="auto" w:fill="FFFFFF"/>
+            <w:tcMar>
+              <w:top w:w="80" w:type="dxa"/>
+              <w:left w:w="120" w:type="dxa"/>
+              <w:bottom w:w="80" w:type="dxa"/>
+              <w:right w:w="120" w:type="dxa"/>
+            </w:tcMar>
+          </w:tcPr>
+          <w:p>
+            <w:r>
+              <w:rPr>
+                <w:rFonts w:eastAsia="Arial"/>
+                <w:color w:val="333333"/>
+                <w:sz w:val="20"/>
+                <w:szCs w:val="20"/>
+              </w:rPr>
+              <w:t xml:space="preserve">結束日期，多日賽事使用，單日賽事為 null</w:t>
+            </w:r>
+          </w:p>
+        </w:tc>
+      </w:tr>
+      <w:tr>
+        <w:tblPrEx>
+          <w:tblCellMar>
+            <w:top w:w="0" w:type="dxa"/>
+            <w:bottom w:w="0" w:type="dxa"/>
+          </w:tblCellMar>
+        </w:tblPrEx>
+        <w:tc>
+          <w:tcPr>
+            <w:tcW w:w="2995" w:type="dxa"/>
+            <w:tcBorders>
+              <w:top w:val="single" w:sz="1" w:space="0" w:color="DDDDDD"/>
+              <w:left w:val="single" w:sz="1" w:space="0" w:color="DDDDDD"/>
+              <w:bottom w:val="single" w:sz="1" w:space="0" w:color="DDDDDD"/>
+              <w:right w:val="single" w:sz="1" w:space="0" w:color="DDDDDD"/>
+            </w:tcBorders>
+            <w:shd w:val="clear" w:color="auto" w:fill="F9F9F9"/>
+            <w:tcMar>
+              <w:top w:w="80" w:type="dxa"/>
+              <w:left w:w="120" w:type="dxa"/>
+              <w:bottom w:w="80" w:type="dxa"/>
+              <w:right w:w="120" w:type="dxa"/>
+            </w:tcMar>
+          </w:tcPr>
+          <w:p>
+            <w:r>
+              <w:rPr>
+                <w:rFonts w:eastAsia="Arial"/>
+                <w:color w:val="333333"/>
+                <w:sz w:val="20"/>
+                <w:szCs w:val="20"/>
+              </w:rPr>
               <w:t>RACE_EDITION.distance_category</w:t>
             </w:r>
           </w:p>
@@ -42281,6 +42376,863 @@
           <w:szCs w:val="20"/>
         </w:rPr>
         <w:t xml:space="preserve">進入管理區後，透過 AdminTabs 元件在「審核中心」與「賽事管理」之間切換，不需再經由 Nav 下拉選單。</w:t>
+      </w:r>
+    </w:p>
+    <w:p>
+      <w:pPr>
+        <w:pStyle w:val="Heading1"/>
+      </w:pPr>
+      <w:r>
+        <w:rPr>
+          <w:color w:val="1A1A1A"/>
+        </w:rPr>
+        <w:t>25. 賽事屆次管理規格（修訂第 3、16 章）</w:t>
+      </w:r>
+    </w:p>
+    <w:p>
+      <w:pPr>
+        <w:pStyle w:val="Heading2"/>
+      </w:pPr>
+      <w:r>
+        <w:rPr>
+          <w:color w:val="2E4A7A"/>
+        </w:rPr>
+        <w:t>25.1 距離標示與標準距離</w:t>
+      </w:r>
+    </w:p>
+    <w:p>
+      <w:pPr>
+        <w:spacing w:before="80" w:after="120"/>
+      </w:pPr>
+      <w:r>
+        <w:rPr>
+          <w:rFonts w:eastAsia="Arial"/>
+          <w:color w:val="333333"/>
+          <w:sz w:val="20"/>
+          <w:szCs w:val="20"/>
+        </w:rPr>
+        <w:t xml:space="preserve">全站統一以數字顯示距離組別，對應 DB 的 distance_category 欄位值。</w:t>
+      </w:r>
+    </w:p>
+    <w:tbl>
+      <w:tblPr>
+        <w:tblW w:w="9360" w:type="dxa"/>
+        <w:tblBorders>
+          <w:top w:val="single" w:sz="4" w:space="0" w:color="auto"/>
+          <w:left w:val="single" w:sz="4" w:space="0" w:color="auto"/>
+          <w:bottom w:val="single" w:sz="4" w:space="0" w:color="auto"/>
+          <w:right w:val="single" w:sz="4" w:space="0" w:color="auto"/>
+          <w:insideH w:val="single" w:sz="4" w:space="0" w:color="auto"/>
+          <w:insideV w:val="single" w:sz="4" w:space="0" w:color="auto"/>
+        </w:tblBorders>
+        <w:tblCellMar>
+          <w:left w:w="10" w:type="dxa"/>
+          <w:right w:w="10" w:type="dxa"/>
+        </w:tblCellMar>
+      </w:tblPr>
+      <w:tblGrid>
+        <w:gridCol w:w="2200"/>
+        <w:gridCol w:w="2080"/>
+        <w:gridCol w:w="2080"/>
+        <w:gridCol w:w="3000"/>
+      </w:tblGrid>
+      <w:tr w14:paraId="7C000100A">
+        <w:tblPrEx>
+          <w:tblCellMar>
+            <w:top w:w="0" w:type="dxa"/>
+            <w:bottom w:w="0" w:type="dxa"/>
+          </w:tblCellMar>
+        </w:tblPrEx>
+        <w:tc>
+          <w:tcPr>
+            <w:tcW w:w="2200" w:type="dxa"/>
+            <w:tcBorders>
+              <w:top w:val="single" w:sz="1" w:space="0" w:color="DDDDDD"/>
+              <w:left w:val="single" w:sz="1" w:space="0" w:color="DDDDDD"/>
+              <w:bottom w:val="single" w:sz="1" w:space="0" w:color="DDDDDD"/>
+              <w:right w:val="single" w:sz="1" w:space="0" w:color="DDDDDD"/>
+            </w:tcBorders>
+            <w:shd w:val="clear" w:color="auto" w:fill="2E4A7A"/>
+            <w:tcMar>
+              <w:top w:w="80" w:type="dxa"/>
+              <w:left w:w="120" w:type="dxa"/>
+              <w:bottom w:w="80" w:type="dxa"/>
+              <w:right w:w="120" w:type="dxa"/>
+            </w:tcMar>
+          </w:tcPr>
+          <w:p w14:paraId="7C0001001">
+            <w:r>
+              <w:rPr>
+                <w:rFonts w:eastAsia="Arial"/>
+                <w:b/>
+                <w:bCs/>
+                <w:color w:val="FFFFFF"/>
+                <w:sz w:val="20"/>
+                <w:szCs w:val="20"/>
+              </w:rPr>
+              <w:t xml:space="preserve">DB 值</w:t>
+            </w:r>
+          </w:p>
+        </w:tc>
+        <w:tc>
+          <w:tcPr>
+            <w:tcW w:w="2080" w:type="dxa"/>
+            <w:tcBorders>
+              <w:top w:val="single" w:sz="1" w:space="0" w:color="DDDDDD"/>
+              <w:left w:val="single" w:sz="1" w:space="0" w:color="DDDDDD"/>
+              <w:bottom w:val="single" w:sz="1" w:space="0" w:color="DDDDDD"/>
+              <w:right w:val="single" w:sz="1" w:space="0" w:color="DDDDDD"/>
+            </w:tcBorders>
+            <w:shd w:val="clear" w:color="auto" w:fill="2E4A7A"/>
+            <w:tcMar>
+              <w:top w:w="80" w:type="dxa"/>
+              <w:left w:w="120" w:type="dxa"/>
+              <w:bottom w:w="80" w:type="dxa"/>
+              <w:right w:w="120" w:type="dxa"/>
+            </w:tcMar>
+          </w:tcPr>
+          <w:p w14:paraId="7C0001002">
+            <w:r>
+              <w:rPr>
+                <w:rFonts w:eastAsia="Arial"/>
+                <w:b/>
+                <w:bCs/>
+                <w:color w:val="FFFFFF"/>
+                <w:sz w:val="20"/>
+                <w:szCs w:val="20"/>
+              </w:rPr>
+              <w:t xml:space="preserve">顯示標示</w:t>
+            </w:r>
+          </w:p>
+        </w:tc>
+        <w:tc>
+          <w:tcPr>
+            <w:tcW w:w="2080" w:type="dxa"/>
+            <w:tcBorders>
+              <w:top w:val="single" w:sz="1" w:space="0" w:color="DDDDDD"/>
+              <w:left w:val="single" w:sz="1" w:space="0" w:color="DDDDDD"/>
+              <w:bottom w:val="single" w:sz="1" w:space="0" w:color="DDDDDD"/>
+              <w:right w:val="single" w:sz="1" w:space="0" w:color="DDDDDD"/>
+            </w:tcBorders>
+            <w:shd w:val="clear" w:color="auto" w:fill="2E4A7A"/>
+            <w:tcMar>
+              <w:top w:w="80" w:type="dxa"/>
+              <w:left w:w="120" w:type="dxa"/>
+              <w:bottom w:w="80" w:type="dxa"/>
+              <w:right w:w="120" w:type="dxa"/>
+            </w:tcMar>
+          </w:tcPr>
+          <w:p w14:paraId="7C0001003">
+            <w:r>
+              <w:rPr>
+                <w:rFonts w:eastAsia="Arial"/>
+                <w:b/>
+                <w:bCs/>
+                <w:color w:val="FFFFFF"/>
+                <w:sz w:val="20"/>
+                <w:szCs w:val="20"/>
+              </w:rPr>
+              <w:t xml:space="preserve">游泳（m）</w:t>
+            </w:r>
+          </w:p>
+        </w:tc>
+        <w:tc>
+          <w:tcPr>
+            <w:tcW w:w="3000" w:type="dxa"/>
+            <w:tcBorders>
+              <w:top w:val="single" w:sz="1" w:space="0" w:color="DDDDDD"/>
+              <w:left w:val="single" w:sz="1" w:space="0" w:color="DDDDDD"/>
+              <w:bottom w:val="single" w:sz="1" w:space="0" w:color="DDDDDD"/>
+              <w:right w:val="single" w:sz="1" w:space="0" w:color="DDDDDD"/>
+            </w:tcBorders>
+            <w:shd w:val="clear" w:color="auto" w:fill="2E4A7A"/>
+            <w:tcMar>
+              <w:top w:w="80" w:type="dxa"/>
+              <w:left w:w="120" w:type="dxa"/>
+              <w:bottom w:w="80" w:type="dxa"/>
+              <w:right w:w="120" w:type="dxa"/>
+            </w:tcMar>
+          </w:tcPr>
+          <w:p w14:paraId="7C0001004">
+            <w:r>
+              <w:rPr>
+                <w:rFonts w:eastAsia="Arial"/>
+                <w:b/>
+                <w:bCs/>
+                <w:color w:val="FFFFFF"/>
+                <w:sz w:val="20"/>
+                <w:szCs w:val="20"/>
+              </w:rPr>
+              <w:t xml:space="preserve">騎車（km）/ 跑步（km）</w:t>
+            </w:r>
+          </w:p>
+        </w:tc>
+      </w:tr>
+      <w:tr w14:paraId="7C000101A">
+        <w:tblPrEx>
+          <w:tblCellMar>
+            <w:top w:w="0" w:type="dxa"/>
+            <w:bottom w:w="0" w:type="dxa"/>
+          </w:tblCellMar>
+        </w:tblPrEx>
+        <w:tc>
+          <w:tcPr>
+            <w:tcW w:w="2200" w:type="dxa"/>
+            <w:tcBorders>
+              <w:top w:val="single" w:sz="1" w:space="0" w:color="DDDDDD"/>
+              <w:left w:val="single" w:sz="1" w:space="0" w:color="DDDDDD"/>
+              <w:bottom w:val="single" w:sz="1" w:space="0" w:color="DDDDDD"/>
+              <w:right w:val="single" w:sz="1" w:space="0" w:color="DDDDDD"/>
+            </w:tcBorders>
+            <w:shd w:val="clear" w:color="auto" w:fill="F5F5F5"/>
+            <w:tcMar>
+              <w:top w:w="80" w:type="dxa"/>
+              <w:left w:w="120" w:type="dxa"/>
+              <w:bottom w:w="80" w:type="dxa"/>
+              <w:right w:w="120" w:type="dxa"/>
+            </w:tcMar>
+          </w:tcPr>
+          <w:p w14:paraId="7C0001011">
+            <w:r>
+              <w:rPr>
+                <w:rFonts w:eastAsia="Arial"/>
+                <w:color w:val="333333"/>
+                <w:sz w:val="20"/>
+                <w:szCs w:val="20"/>
+              </w:rPr>
+              <w:t xml:space="preserve">full</w:t>
+            </w:r>
+          </w:p>
+        </w:tc>
+        <w:tc>
+          <w:tcPr>
+            <w:tcW w:w="2080" w:type="dxa"/>
+            <w:tcBorders>
+              <w:top w:val="single" w:sz="1" w:space="0" w:color="DDDDDD"/>
+              <w:left w:val="single" w:sz="1" w:space="0" w:color="DDDDDD"/>
+              <w:bottom w:val="single" w:sz="1" w:space="0" w:color="DDDDDD"/>
+              <w:right w:val="single" w:sz="1" w:space="0" w:color="DDDDDD"/>
+            </w:tcBorders>
+            <w:shd w:val="clear" w:color="auto" w:fill="FFFFFF"/>
+            <w:tcMar>
+              <w:top w:w="80" w:type="dxa"/>
+              <w:left w:w="120" w:type="dxa"/>
+              <w:bottom w:w="80" w:type="dxa"/>
+              <w:right w:w="120" w:type="dxa"/>
+            </w:tcMar>
+          </w:tcPr>
+          <w:p w14:paraId="7C0001012">
+            <w:r>
+              <w:rPr>
+                <w:rFonts w:eastAsia="Arial"/>
+                <w:color w:val="333333"/>
+                <w:sz w:val="20"/>
+                <w:szCs w:val="20"/>
+              </w:rPr>
+              <w:t xml:space="preserve">226</w:t>
+            </w:r>
+          </w:p>
+        </w:tc>
+        <w:tc>
+          <w:tcPr>
+            <w:tcW w:w="2080" w:type="dxa"/>
+            <w:tcBorders>
+              <w:top w:val="single" w:sz="1" w:space="0" w:color="DDDDDD"/>
+              <w:left w:val="single" w:sz="1" w:space="0" w:color="DDDDDD"/>
+              <w:bottom w:val="single" w:sz="1" w:space="0" w:color="DDDDDD"/>
+              <w:right w:val="single" w:sz="1" w:space="0" w:color="DDDDDD"/>
+            </w:tcBorders>
+            <w:shd w:val="clear" w:color="auto" w:fill="FFFFFF"/>
+            <w:tcMar>
+              <w:top w:w="80" w:type="dxa"/>
+              <w:left w:w="120" w:type="dxa"/>
+              <w:bottom w:w="80" w:type="dxa"/>
+              <w:right w:w="120" w:type="dxa"/>
+            </w:tcMar>
+          </w:tcPr>
+          <w:p w14:paraId="7C0001013">
+            <w:r>
+              <w:rPr>
+                <w:rFonts w:eastAsia="Arial"/>
+                <w:color w:val="333333"/>
+                <w:sz w:val="20"/>
+                <w:szCs w:val="20"/>
+              </w:rPr>
+              <w:t xml:space="preserve">3800</w:t>
+            </w:r>
+          </w:p>
+        </w:tc>
+        <w:tc>
+          <w:tcPr>
+            <w:tcW w:w="3000" w:type="dxa"/>
+            <w:tcBorders>
+              <w:top w:val="single" w:sz="1" w:space="0" w:color="DDDDDD"/>
+              <w:left w:val="single" w:sz="1" w:space="0" w:color="DDDDDD"/>
+              <w:bottom w:val="single" w:sz="1" w:space="0" w:color="DDDDDD"/>
+              <w:right w:val="single" w:sz="1" w:space="0" w:color="DDDDDD"/>
+            </w:tcBorders>
+            <w:shd w:val="clear" w:color="auto" w:fill="FFFFFF"/>
+            <w:tcMar>
+              <w:top w:w="80" w:type="dxa"/>
+              <w:left w:w="120" w:type="dxa"/>
+              <w:bottom w:w="80" w:type="dxa"/>
+              <w:right w:w="120" w:type="dxa"/>
+            </w:tcMar>
+          </w:tcPr>
+          <w:p w14:paraId="7C0001014">
+            <w:r>
+              <w:rPr>
+                <w:rFonts w:eastAsia="Arial"/>
+                <w:color w:val="333333"/>
+                <w:sz w:val="20"/>
+                <w:szCs w:val="20"/>
+              </w:rPr>
+              <w:t xml:space="preserve">180 / 42.2</w:t>
+            </w:r>
+          </w:p>
+        </w:tc>
+      </w:tr>
+      <w:tr w14:paraId="7C000102A">
+        <w:tblPrEx>
+          <w:tblCellMar>
+            <w:top w:w="0" w:type="dxa"/>
+            <w:bottom w:w="0" w:type="dxa"/>
+          </w:tblCellMar>
+        </w:tblPrEx>
+        <w:tc>
+          <w:tcPr>
+            <w:tcW w:w="2200" w:type="dxa"/>
+            <w:tcBorders>
+              <w:top w:val="single" w:sz="1" w:space="0" w:color="DDDDDD"/>
+              <w:left w:val="single" w:sz="1" w:space="0" w:color="DDDDDD"/>
+              <w:bottom w:val="single" w:sz="1" w:space="0" w:color="DDDDDD"/>
+              <w:right w:val="single" w:sz="1" w:space="0" w:color="DDDDDD"/>
+            </w:tcBorders>
+            <w:shd w:val="clear" w:color="auto" w:fill="F5F5F5"/>
+            <w:tcMar>
+              <w:top w:w="80" w:type="dxa"/>
+              <w:left w:w="120" w:type="dxa"/>
+              <w:bottom w:w="80" w:type="dxa"/>
+              <w:right w:w="120" w:type="dxa"/>
+            </w:tcMar>
+          </w:tcPr>
+          <w:p w14:paraId="7C0001021">
+            <w:r>
+              <w:rPr>
+                <w:rFonts w:eastAsia="Arial"/>
+                <w:color w:val="333333"/>
+                <w:sz w:val="20"/>
+                <w:szCs w:val="20"/>
+              </w:rPr>
+              <w:t xml:space="preserve">70.3</w:t>
+            </w:r>
+          </w:p>
+        </w:tc>
+        <w:tc>
+          <w:tcPr>
+            <w:tcW w:w="2080" w:type="dxa"/>
+            <w:tcBorders>
+              <w:top w:val="single" w:sz="1" w:space="0" w:color="DDDDDD"/>
+              <w:left w:val="single" w:sz="1" w:space="0" w:color="DDDDDD"/>
+              <w:bottom w:val="single" w:sz="1" w:space="0" w:color="DDDDDD"/>
+              <w:right w:val="single" w:sz="1" w:space="0" w:color="DDDDDD"/>
+            </w:tcBorders>
+            <w:shd w:val="clear" w:color="auto" w:fill="FFFFFF"/>
+            <w:tcMar>
+              <w:top w:w="80" w:type="dxa"/>
+              <w:left w:w="120" w:type="dxa"/>
+              <w:bottom w:w="80" w:type="dxa"/>
+              <w:right w:w="120" w:type="dxa"/>
+            </w:tcMar>
+          </w:tcPr>
+          <w:p w14:paraId="7C0001022">
+            <w:r>
+              <w:rPr>
+                <w:rFonts w:eastAsia="Arial"/>
+                <w:color w:val="333333"/>
+                <w:sz w:val="20"/>
+                <w:szCs w:val="20"/>
+              </w:rPr>
+              <w:t xml:space="preserve">113</w:t>
+            </w:r>
+          </w:p>
+        </w:tc>
+        <w:tc>
+          <w:tcPr>
+            <w:tcW w:w="2080" w:type="dxa"/>
+            <w:tcBorders>
+              <w:top w:val="single" w:sz="1" w:space="0" w:color="DDDDDD"/>
+              <w:left w:val="single" w:sz="1" w:space="0" w:color="DDDDDD"/>
+              <w:bottom w:val="single" w:sz="1" w:space="0" w:color="DDDDDD"/>
+              <w:right w:val="single" w:sz="1" w:space="0" w:color="DDDDDD"/>
+            </w:tcBorders>
+            <w:shd w:val="clear" w:color="auto" w:fill="FFFFFF"/>
+            <w:tcMar>
+              <w:top w:w="80" w:type="dxa"/>
+              <w:left w:w="120" w:type="dxa"/>
+              <w:bottom w:w="80" w:type="dxa"/>
+              <w:right w:w="120" w:type="dxa"/>
+            </w:tcMar>
+          </w:tcPr>
+          <w:p w14:paraId="7C0001023">
+            <w:r>
+              <w:rPr>
+                <w:rFonts w:eastAsia="Arial"/>
+                <w:color w:val="333333"/>
+                <w:sz w:val="20"/>
+                <w:szCs w:val="20"/>
+              </w:rPr>
+              <w:t xml:space="preserve">1900</w:t>
+            </w:r>
+          </w:p>
+        </w:tc>
+        <w:tc>
+          <w:tcPr>
+            <w:tcW w:w="3000" w:type="dxa"/>
+            <w:tcBorders>
+              <w:top w:val="single" w:sz="1" w:space="0" w:color="DDDDDD"/>
+              <w:left w:val="single" w:sz="1" w:space="0" w:color="DDDDDD"/>
+              <w:bottom w:val="single" w:sz="1" w:space="0" w:color="DDDDDD"/>
+              <w:right w:val="single" w:sz="1" w:space="0" w:color="DDDDDD"/>
+            </w:tcBorders>
+            <w:shd w:val="clear" w:color="auto" w:fill="FFFFFF"/>
+            <w:tcMar>
+              <w:top w:w="80" w:type="dxa"/>
+              <w:left w:w="120" w:type="dxa"/>
+              <w:bottom w:w="80" w:type="dxa"/>
+              <w:right w:w="120" w:type="dxa"/>
+            </w:tcMar>
+          </w:tcPr>
+          <w:p w14:paraId="7C0001024">
+            <w:r>
+              <w:rPr>
+                <w:rFonts w:eastAsia="Arial"/>
+                <w:color w:val="333333"/>
+                <w:sz w:val="20"/>
+                <w:szCs w:val="20"/>
+              </w:rPr>
+              <w:t xml:space="preserve">90 / 21.1</w:t>
+            </w:r>
+          </w:p>
+        </w:tc>
+      </w:tr>
+      <w:tr w14:paraId="7C000103A">
+        <w:tblPrEx>
+          <w:tblCellMar>
+            <w:top w:w="0" w:type="dxa"/>
+            <w:bottom w:w="0" w:type="dxa"/>
+          </w:tblCellMar>
+        </w:tblPrEx>
+        <w:tc>
+          <w:tcPr>
+            <w:tcW w:w="2200" w:type="dxa"/>
+            <w:tcBorders>
+              <w:top w:val="single" w:sz="1" w:space="0" w:color="DDDDDD"/>
+              <w:left w:val="single" w:sz="1" w:space="0" w:color="DDDDDD"/>
+              <w:bottom w:val="single" w:sz="1" w:space="0" w:color="DDDDDD"/>
+              <w:right w:val="single" w:sz="1" w:space="0" w:color="DDDDDD"/>
+            </w:tcBorders>
+            <w:shd w:val="clear" w:color="auto" w:fill="F5F5F5"/>
+            <w:tcMar>
+              <w:top w:w="80" w:type="dxa"/>
+              <w:left w:w="120" w:type="dxa"/>
+              <w:bottom w:w="80" w:type="dxa"/>
+              <w:right w:w="120" w:type="dxa"/>
+            </w:tcMar>
+          </w:tcPr>
+          <w:p w14:paraId="7C0001031">
+            <w:r>
+              <w:rPr>
+                <w:rFonts w:eastAsia="Arial"/>
+                <w:color w:val="333333"/>
+                <w:sz w:val="20"/>
+                <w:szCs w:val="20"/>
+              </w:rPr>
+              <w:t xml:space="preserve">olympic</w:t>
+            </w:r>
+          </w:p>
+        </w:tc>
+        <w:tc>
+          <w:tcPr>
+            <w:tcW w:w="2080" w:type="dxa"/>
+            <w:tcBorders>
+              <w:top w:val="single" w:sz="1" w:space="0" w:color="DDDDDD"/>
+              <w:left w:val="single" w:sz="1" w:space="0" w:color="DDDDDD"/>
+              <w:bottom w:val="single" w:sz="1" w:space="0" w:color="DDDDDD"/>
+              <w:right w:val="single" w:sz="1" w:space="0" w:color="DDDDDD"/>
+            </w:tcBorders>
+            <w:shd w:val="clear" w:color="auto" w:fill="FFFFFF"/>
+            <w:tcMar>
+              <w:top w:w="80" w:type="dxa"/>
+              <w:left w:w="120" w:type="dxa"/>
+              <w:bottom w:w="80" w:type="dxa"/>
+              <w:right w:w="120" w:type="dxa"/>
+            </w:tcMar>
+          </w:tcPr>
+          <w:p w14:paraId="7C0001032">
+            <w:r>
+              <w:rPr>
+                <w:rFonts w:eastAsia="Arial"/>
+                <w:color w:val="333333"/>
+                <w:sz w:val="20"/>
+                <w:szCs w:val="20"/>
+              </w:rPr>
+              <w:t xml:space="preserve">51.5</w:t>
+            </w:r>
+          </w:p>
+        </w:tc>
+        <w:tc>
+          <w:tcPr>
+            <w:tcW w:w="2080" w:type="dxa"/>
+            <w:tcBorders>
+              <w:top w:val="single" w:sz="1" w:space="0" w:color="DDDDDD"/>
+              <w:left w:val="single" w:sz="1" w:space="0" w:color="DDDDDD"/>
+              <w:bottom w:val="single" w:sz="1" w:space="0" w:color="DDDDDD"/>
+              <w:right w:val="single" w:sz="1" w:space="0" w:color="DDDDDD"/>
+            </w:tcBorders>
+            <w:shd w:val="clear" w:color="auto" w:fill="FFFFFF"/>
+            <w:tcMar>
+              <w:top w:w="80" w:type="dxa"/>
+              <w:left w:w="120" w:type="dxa"/>
+              <w:bottom w:w="80" w:type="dxa"/>
+              <w:right w:w="120" w:type="dxa"/>
+            </w:tcMar>
+          </w:tcPr>
+          <w:p w14:paraId="7C0001033">
+            <w:r>
+              <w:rPr>
+                <w:rFonts w:eastAsia="Arial"/>
+                <w:color w:val="333333"/>
+                <w:sz w:val="20"/>
+                <w:szCs w:val="20"/>
+              </w:rPr>
+              <w:t xml:space="preserve">1500</w:t>
+            </w:r>
+          </w:p>
+        </w:tc>
+        <w:tc>
+          <w:tcPr>
+            <w:tcW w:w="3000" w:type="dxa"/>
+            <w:tcBorders>
+              <w:top w:val="single" w:sz="1" w:space="0" w:color="DDDDDD"/>
+              <w:left w:val="single" w:sz="1" w:space="0" w:color="DDDDDD"/>
+              <w:bottom w:val="single" w:sz="1" w:space="0" w:color="DDDDDD"/>
+              <w:right w:val="single" w:sz="1" w:space="0" w:color="DDDDDD"/>
+            </w:tcBorders>
+            <w:shd w:val="clear" w:color="auto" w:fill="FFFFFF"/>
+            <w:tcMar>
+              <w:top w:w="80" w:type="dxa"/>
+              <w:left w:w="120" w:type="dxa"/>
+              <w:bottom w:w="80" w:type="dxa"/>
+              <w:right w:w="120" w:type="dxa"/>
+            </w:tcMar>
+          </w:tcPr>
+          <w:p w14:paraId="7C0001034">
+            <w:r>
+              <w:rPr>
+                <w:rFonts w:eastAsia="Arial"/>
+                <w:color w:val="333333"/>
+                <w:sz w:val="20"/>
+                <w:szCs w:val="20"/>
+              </w:rPr>
+              <w:t xml:space="preserve">40 / 10</w:t>
+            </w:r>
+          </w:p>
+        </w:tc>
+      </w:tr>
+      <w:tr w14:paraId="7C000104A">
+        <w:tblPrEx>
+          <w:tblCellMar>
+            <w:top w:w="0" w:type="dxa"/>
+            <w:bottom w:w="0" w:type="dxa"/>
+          </w:tblCellMar>
+        </w:tblPrEx>
+        <w:tc>
+          <w:tcPr>
+            <w:tcW w:w="2200" w:type="dxa"/>
+            <w:tcBorders>
+              <w:top w:val="single" w:sz="1" w:space="0" w:color="DDDDDD"/>
+              <w:left w:val="single" w:sz="1" w:space="0" w:color="DDDDDD"/>
+              <w:bottom w:val="single" w:sz="1" w:space="0" w:color="DDDDDD"/>
+              <w:right w:val="single" w:sz="1" w:space="0" w:color="DDDDDD"/>
+            </w:tcBorders>
+            <w:shd w:val="clear" w:color="auto" w:fill="F5F5F5"/>
+            <w:tcMar>
+              <w:top w:w="80" w:type="dxa"/>
+              <w:left w:w="120" w:type="dxa"/>
+              <w:bottom w:w="80" w:type="dxa"/>
+              <w:right w:w="120" w:type="dxa"/>
+            </w:tcMar>
+          </w:tcPr>
+          <w:p w14:paraId="7C0001041">
+            <w:r>
+              <w:rPr>
+                <w:rFonts w:eastAsia="Arial"/>
+                <w:color w:val="333333"/>
+                <w:sz w:val="20"/>
+                <w:szCs w:val="20"/>
+              </w:rPr>
+              <w:t xml:space="preserve">sprint</w:t>
+            </w:r>
+          </w:p>
+        </w:tc>
+        <w:tc>
+          <w:tcPr>
+            <w:tcW w:w="2080" w:type="dxa"/>
+            <w:tcBorders>
+              <w:top w:val="single" w:sz="1" w:space="0" w:color="DDDDDD"/>
+              <w:left w:val="single" w:sz="1" w:space="0" w:color="DDDDDD"/>
+              <w:bottom w:val="single" w:sz="1" w:space="0" w:color="DDDDDD"/>
+              <w:right w:val="single" w:sz="1" w:space="0" w:color="DDDDDD"/>
+            </w:tcBorders>
+            <w:shd w:val="clear" w:color="auto" w:fill="FFFFFF"/>
+            <w:tcMar>
+              <w:top w:w="80" w:type="dxa"/>
+              <w:left w:w="120" w:type="dxa"/>
+              <w:bottom w:w="80" w:type="dxa"/>
+              <w:right w:w="120" w:type="dxa"/>
+            </w:tcMar>
+          </w:tcPr>
+          <w:p w14:paraId="7C0001042">
+            <w:r>
+              <w:rPr>
+                <w:rFonts w:eastAsia="Arial"/>
+                <w:color w:val="333333"/>
+                <w:sz w:val="20"/>
+                <w:szCs w:val="20"/>
+              </w:rPr>
+              <w:t xml:space="preserve">Sprint</w:t>
+            </w:r>
+          </w:p>
+        </w:tc>
+        <w:tc>
+          <w:tcPr>
+            <w:tcW w:w="2080" w:type="dxa"/>
+            <w:tcBorders>
+              <w:top w:val="single" w:sz="1" w:space="0" w:color="DDDDDD"/>
+              <w:left w:val="single" w:sz="1" w:space="0" w:color="DDDDDD"/>
+              <w:bottom w:val="single" w:sz="1" w:space="0" w:color="DDDDDD"/>
+              <w:right w:val="single" w:sz="1" w:space="0" w:color="DDDDDD"/>
+            </w:tcBorders>
+            <w:shd w:val="clear" w:color="auto" w:fill="FFFFFF"/>
+            <w:tcMar>
+              <w:top w:w="80" w:type="dxa"/>
+              <w:left w:w="120" w:type="dxa"/>
+              <w:bottom w:w="80" w:type="dxa"/>
+              <w:right w:w="120" w:type="dxa"/>
+            </w:tcMar>
+          </w:tcPr>
+          <w:p w14:paraId="7C0001043">
+            <w:r>
+              <w:rPr>
+                <w:rFonts w:eastAsia="Arial"/>
+                <w:color w:val="333333"/>
+                <w:sz w:val="20"/>
+                <w:szCs w:val="20"/>
+              </w:rPr>
+              <w:t xml:space="preserve">750</w:t>
+            </w:r>
+          </w:p>
+        </w:tc>
+        <w:tc>
+          <w:tcPr>
+            <w:tcW w:w="3000" w:type="dxa"/>
+            <w:tcBorders>
+              <w:top w:val="single" w:sz="1" w:space="0" w:color="DDDDDD"/>
+              <w:left w:val="single" w:sz="1" w:space="0" w:color="DDDDDD"/>
+              <w:bottom w:val="single" w:sz="1" w:space="0" w:color="DDDDDD"/>
+              <w:right w:val="single" w:sz="1" w:space="0" w:color="DDDDDD"/>
+            </w:tcBorders>
+            <w:shd w:val="clear" w:color="auto" w:fill="FFFFFF"/>
+            <w:tcMar>
+              <w:top w:w="80" w:type="dxa"/>
+              <w:left w:w="120" w:type="dxa"/>
+              <w:bottom w:w="80" w:type="dxa"/>
+              <w:right w:w="120" w:type="dxa"/>
+            </w:tcMar>
+          </w:tcPr>
+          <w:p w14:paraId="7C0001044">
+            <w:r>
+              <w:rPr>
+                <w:rFonts w:eastAsia="Arial"/>
+                <w:color w:val="333333"/>
+                <w:sz w:val="20"/>
+                <w:szCs w:val="20"/>
+              </w:rPr>
+              <w:t xml:space="preserve">20 / 5</w:t>
+            </w:r>
+          </w:p>
+        </w:tc>
+      </w:tr>
+    </w:tbl>
+    <w:p>
+      <w:pPr>
+        <w:pStyle w:val="Heading2"/>
+      </w:pPr>
+      <w:r>
+        <w:rPr>
+          <w:color w:val="2E4A7A"/>
+        </w:rPr>
+        <w:t>25.2 屆次概念修訂</w:t>
+      </w:r>
+    </w:p>
+    <w:p>
+      <w:pPr>
+        <w:spacing w:before="80" w:after="120"/>
+      </w:pPr>
+      <w:r>
+        <w:rPr>
+          <w:rFonts w:eastAsia="Arial"/>
+          <w:color w:val="333333"/>
+          <w:sz w:val="20"/>
+          <w:szCs w:val="20"/>
+        </w:rPr>
+        <w:t xml:space="preserve">屆次（Edition）以「年份」為操作單位，而非「年份 + 距離」。一個屆次對應一個年份，可包含多個距離組別。DB 中每個 race_id + year + distance_category 為一筆記錄，UI 以年份整合呈現。</w:t>
+      </w:r>
+    </w:p>
+    <w:p>
+      <w:pPr>
+        <w:pStyle w:val="Heading2"/>
+      </w:pPr>
+      <w:r>
+        <w:rPr>
+          <w:color w:val="2E4A7A"/>
+        </w:rPr>
+        <w:t>25.3 新增屆次流程</w:t>
+      </w:r>
+    </w:p>
+    <w:p>
+      <w:pPr>
+        <w:spacing w:before="80" w:after="120"/>
+      </w:pPr>
+      <w:r>
+        <w:rPr>
+          <w:rFonts w:eastAsia="Arial"/>
+          <w:color w:val="333333"/>
+          <w:sz w:val="20"/>
+          <w:szCs w:val="20"/>
+        </w:rPr>
+        <w:t xml:space="preserve">1. 選擇開始日期（必填）與結束日期（選填，多日賽事）</w:t>
+      </w:r>
+    </w:p>
+    <w:p>
+      <w:pPr>
+        <w:spacing w:before="80" w:after="120"/>
+      </w:pPr>
+      <w:r>
+        <w:rPr>
+          <w:rFonts w:eastAsia="Arial"/>
+          <w:color w:val="333333"/>
+          <w:sz w:val="20"/>
+          <w:szCs w:val="20"/>
+        </w:rPr>
+        <w:t xml:space="preserve">2. 勾選本屆提供的距離組別（可多選：226 / 113 / 51.5 / Sprint）</w:t>
+      </w:r>
+    </w:p>
+    <w:p>
+      <w:pPr>
+        <w:spacing w:before="80" w:after="120"/>
+      </w:pPr>
+      <w:r>
+        <w:rPr>
+          <w:rFonts w:eastAsia="Arial"/>
+          <w:color w:val="333333"/>
+          <w:sz w:val="20"/>
+          <w:szCs w:val="20"/>
+        </w:rPr>
+        <w:t xml:space="preserve">3. 勾選後展開各距離的游泳 / 騎車 / 跑步欄位，預設帶入標準距離，可調整</w:t>
+      </w:r>
+    </w:p>
+    <w:p>
+      <w:pPr>
+        <w:spacing w:before="80" w:after="120"/>
+      </w:pPr>
+      <w:r>
+        <w:rPr>
+          <w:rFonts w:eastAsia="Arial"/>
+          <w:color w:val="333333"/>
+          <w:sz w:val="20"/>
+          <w:szCs w:val="20"/>
+        </w:rPr>
+        <w:t xml:space="preserve">4. 填寫游泳環境、完賽人數、備註（選填）</w:t>
+      </w:r>
+    </w:p>
+    <w:p>
+      <w:pPr>
+        <w:spacing w:before="80" w:after="120"/>
+      </w:pPr>
+      <w:r>
+        <w:rPr>
+          <w:rFonts w:eastAsia="Arial"/>
+          <w:color w:val="333333"/>
+          <w:sz w:val="20"/>
+          <w:szCs w:val="20"/>
+        </w:rPr>
+        <w:t xml:space="preserve">5. 送出後每個勾選距離各建立一筆 race_editions 記錄</w:t>
+      </w:r>
+    </w:p>
+    <w:p>
+      <w:pPr>
+        <w:pStyle w:val="Heading2"/>
+      </w:pPr>
+      <w:r>
+        <w:rPr>
+          <w:color w:val="2E4A7A"/>
+        </w:rPr>
+        <w:t>25.4 編輯與刪除</w:t>
+      </w:r>
+    </w:p>
+    <w:p>
+      <w:pPr>
+        <w:spacing w:before="80" w:after="120"/>
+      </w:pPr>
+      <w:r>
+        <w:rPr>
+          <w:rFonts w:eastAsia="Arial"/>
+          <w:color w:val="333333"/>
+          <w:sz w:val="20"/>
+          <w:szCs w:val="20"/>
+        </w:rPr>
+        <w:t xml:space="preserve">編輯以年份為單位：展開整個年份的表單，可修改日期、調整各距離 km、新增距離（勾選新距離）、移除距離（取消勾選，有成績時阻擋）。</w:t>
+      </w:r>
+    </w:p>
+    <w:p>
+      <w:pPr>
+        <w:spacing w:before="80" w:after="120"/>
+      </w:pPr>
+      <w:r>
+        <w:rPr>
+          <w:rFonts w:eastAsia="Arial"/>
+          <w:color w:val="333333"/>
+          <w:sz w:val="20"/>
+          <w:szCs w:val="20"/>
+        </w:rPr>
+        <w:t xml:space="preserve">刪除以年份為單位：一次刪除該年全部距離記錄。任何距離底下有成績時，顯示筆數並阻擋刪除。</w:t>
+      </w:r>
+    </w:p>
+    <w:p>
+      <w:pPr>
+        <w:pStyle w:val="Heading2"/>
+      </w:pPr>
+      <w:r>
+        <w:rPr>
+          <w:color w:val="2E4A7A"/>
+        </w:rPr>
+        <w:t>25.5 使用者新增成績的賽事選擇</w:t>
+      </w:r>
+    </w:p>
+    <w:p>
+      <w:pPr>
+        <w:spacing w:before="80" w:after="120"/>
+      </w:pPr>
+      <w:r>
+        <w:rPr>
+          <w:rFonts w:eastAsia="Arial"/>
+          <w:color w:val="333333"/>
+          <w:sz w:val="20"/>
+          <w:szCs w:val="20"/>
+        </w:rPr>
+        <w:t xml:space="preserve">兩步驟選擇：第一步選「賽事 + 年份」（如：太魯閣 2024），第二步若該年有多個距離則出現距離按鈕，只有一個距離時自動選取。</w:t>
       </w:r>
     </w:p>
     <w:p>
